--- a/prototype/参考文档/2、开课管理&排课管理/排课管理系统产品需求文档.docx
+++ b/prototype/参考文档/2、开课管理&排课管理/排课管理系统产品需求文档.docx
@@ -23,7 +23,7 @@
           <w:sz w:val="21"/>
           <w:szCs w:val="21"/>
         </w:rPr>
-        <w:t xml:space="preserve">文档版本：V1.0</w:t>
+        <w:t xml:space="preserve">文档版本：V1.1</w:t>
       </w:r>
     </w:p>
     <w:p>
@@ -43,7 +43,17 @@
           <w:sz w:val="21"/>
           <w:szCs w:val="21"/>
         </w:rPr>
-        <w:t xml:space="preserve">修订说明：V1.0 依据可交互原型与开课/排课评审纪要、排时间/排教室改动方案整理；覆盖排课基础设置、排课表时间、排课表教室、课表查询、调课管理</w:t>
+        <w:t xml:space="preserve">修订日期：2026 年 8 月 3 日</w:t>
+      </w:r>
+    </w:p>
+    <w:p>
+      <w:r>
+        <w:rPr>
+          <w:rFonts w:ascii="宋体" w:hAnsi="宋体" w:eastAsia="宋体" w:cs="宋体"/>
+          <w:sz w:val="21"/>
+          <w:szCs w:val="21"/>
+        </w:rPr>
+        <w:t xml:space="preserve">修订说明：V1.1 对齐可交互原型最新实现——排课表教室侧栏改为「按时间排/按场地类型排」；教室详情左侧课程列表增加排教室进度图标；教室课表改为「行=教室、列=节次」；排教室侧主流程取消列表「发布课表」（保留兼容页）。排课表时间侧「提交至排课表教室」功能与按钮需求不变（列表批量提交 + 详情页提交）。V1.0 依据评审纪要及排时间/排教室改动方案初版整理。</w:t>
       </w:r>
     </w:p>
     <w:p>
@@ -1090,23 +1100,23 @@
                 <w:sz w:val="18"/>
                 <w:szCs w:val="18"/>
               </w:rPr>
-              <w:t xml:space="preserve">按入学批次排</w:t>
-            </w:r>
-          </w:p>
-        </w:tc>
-        <w:tc>
-          <w:tcPr>
-            <w:tcW w:w="0" w:type="auto"/>
-          </w:tcPr>
-          <w:p>
-            <w:pPr/>
-            <w:r>
-              <w:rPr>
-                <w:rFonts w:ascii="宋体" w:hAnsi="宋体" w:eastAsia="宋体"/>
-                <w:sz w:val="18"/>
-                <w:szCs w:val="18"/>
-              </w:rPr>
-              <w:t xml:space="preserve">By Intake (Room)</w:t>
+              <w:t xml:space="preserve">按时间排</w:t>
+            </w:r>
+          </w:p>
+        </w:tc>
+        <w:tc>
+          <w:tcPr>
+            <w:tcW w:w="0" w:type="auto"/>
+          </w:tcPr>
+          <w:p>
+            <w:pPr/>
+            <w:r>
+              <w:rPr>
+                <w:rFonts w:ascii="宋体" w:hAnsi="宋体" w:eastAsia="宋体"/>
+                <w:sz w:val="18"/>
+                <w:szCs w:val="18"/>
+              </w:rPr>
+              <w:t xml:space="preserve">By Weekday (Room)</w:t>
             </w:r>
           </w:p>
         </w:tc>
@@ -1138,7 +1148,7 @@
                 <w:sz w:val="18"/>
                 <w:szCs w:val="18"/>
               </w:rPr>
-              <w:t xml:space="preserve">承接已提交时间数据，安排具体教室并发布</w:t>
+              <w:t xml:space="preserve">按星期汇总已排时间节次，在排教室窗口内安排具体教室</w:t>
             </w:r>
           </w:p>
         </w:tc>
@@ -1188,23 +1198,23 @@
                 <w:sz w:val="18"/>
                 <w:szCs w:val="18"/>
               </w:rPr>
-              <w:t xml:space="preserve">按教师排</w:t>
-            </w:r>
-          </w:p>
-        </w:tc>
-        <w:tc>
-          <w:tcPr>
-            <w:tcW w:w="0" w:type="auto"/>
-          </w:tcPr>
-          <w:p>
-            <w:pPr/>
-            <w:r>
-              <w:rPr>
-                <w:rFonts w:ascii="宋体" w:hAnsi="宋体" w:eastAsia="宋体"/>
-                <w:sz w:val="18"/>
-                <w:szCs w:val="18"/>
-              </w:rPr>
-              <w:t xml:space="preserve">By Teacher (Room)</w:t>
+              <w:t xml:space="preserve">按场地类型排</w:t>
+            </w:r>
+          </w:p>
+        </w:tc>
+        <w:tc>
+          <w:tcPr>
+            <w:tcW w:w="0" w:type="auto"/>
+          </w:tcPr>
+          <w:p>
+            <w:pPr/>
+            <w:r>
+              <w:rPr>
+                <w:rFonts w:ascii="宋体" w:hAnsi="宋体" w:eastAsia="宋体"/>
+                <w:sz w:val="18"/>
+                <w:szCs w:val="18"/>
+              </w:rPr>
+              <w:t xml:space="preserve">By Venue Type (Room)</w:t>
             </w:r>
           </w:p>
         </w:tc>
@@ -1236,105 +1246,7 @@
                 <w:sz w:val="18"/>
                 <w:szCs w:val="18"/>
               </w:rPr>
-              <w:t xml:space="preserve">教师视角派教室并发布</w:t>
-            </w:r>
-          </w:p>
-        </w:tc>
-      </w:tr>
-      <w:tr>
-        <w:tc>
-          <w:tcPr>
-            <w:tcW w:w="0" w:type="auto"/>
-          </w:tcPr>
-          <w:p>
-            <w:pPr/>
-            <w:r>
-              <w:rPr>
-                <w:rFonts w:ascii="宋体" w:hAnsi="宋体" w:eastAsia="宋体"/>
-                <w:sz w:val="18"/>
-                <w:szCs w:val="18"/>
-              </w:rPr>
-              <w:t xml:space="preserve">排课表教室</w:t>
-            </w:r>
-          </w:p>
-        </w:tc>
-        <w:tc>
-          <w:tcPr>
-            <w:tcW w:w="0" w:type="auto"/>
-          </w:tcPr>
-          <w:p>
-            <w:pPr/>
-            <w:r>
-              <w:rPr>
-                <w:rFonts w:ascii="宋体" w:hAnsi="宋体" w:eastAsia="宋体"/>
-                <w:sz w:val="18"/>
-                <w:szCs w:val="18"/>
-              </w:rPr>
-              <w:t xml:space="preserve">Timetable Room</w:t>
-            </w:r>
-          </w:p>
-        </w:tc>
-        <w:tc>
-          <w:tcPr>
-            <w:tcW w:w="0" w:type="auto"/>
-          </w:tcPr>
-          <w:p>
-            <w:pPr/>
-            <w:r>
-              <w:rPr>
-                <w:rFonts w:ascii="宋体" w:hAnsi="宋体" w:eastAsia="宋体"/>
-                <w:sz w:val="18"/>
-                <w:szCs w:val="18"/>
-              </w:rPr>
-              <w:t xml:space="preserve">按课程排</w:t>
-            </w:r>
-          </w:p>
-        </w:tc>
-        <w:tc>
-          <w:tcPr>
-            <w:tcW w:w="0" w:type="auto"/>
-          </w:tcPr>
-          <w:p>
-            <w:pPr/>
-            <w:r>
-              <w:rPr>
-                <w:rFonts w:ascii="宋体" w:hAnsi="宋体" w:eastAsia="宋体"/>
-                <w:sz w:val="18"/>
-                <w:szCs w:val="18"/>
-              </w:rPr>
-              <w:t xml:space="preserve">By Course (Room)</w:t>
-            </w:r>
-          </w:p>
-        </w:tc>
-        <w:tc>
-          <w:tcPr>
-            <w:tcW w:w="0" w:type="auto"/>
-          </w:tcPr>
-          <w:p>
-            <w:pPr/>
-            <w:r>
-              <w:rPr>
-                <w:rFonts w:ascii="宋体" w:hAnsi="宋体" w:eastAsia="宋体"/>
-                <w:sz w:val="18"/>
-                <w:szCs w:val="18"/>
-              </w:rPr>
-              <w:t xml:space="preserve">详情</w:t>
-            </w:r>
-          </w:p>
-        </w:tc>
-        <w:tc>
-          <w:tcPr>
-            <w:tcW w:w="0" w:type="auto"/>
-          </w:tcPr>
-          <w:p>
-            <w:pPr/>
-            <w:r>
-              <w:rPr>
-                <w:rFonts w:ascii="宋体" w:hAnsi="宋体" w:eastAsia="宋体"/>
-                <w:sz w:val="18"/>
-                <w:szCs w:val="18"/>
-              </w:rPr>
-              <w:t xml:space="preserve">课程视角派教室并发布</w:t>
+              <w:t xml:space="preserve">按场地类型汇总已排时间节次并安排教室；侧栏「按课程排」已隐藏，保留页兼容旧深链</w:t>
             </w:r>
           </w:p>
         </w:tc>
@@ -2057,7 +1969,7 @@
           <w:sz w:val="21"/>
           <w:szCs w:val="21"/>
         </w:rPr>
-        <w:t xml:space="preserve">总体业务定位：先排上课时间与场地类型（排课表时间），提交后进入排课表教室派具体教室并发布；课表查询供师生查看；调课管理在已定课表上发起变更。</w:t>
+        <w:t xml:space="preserve">总体业务定位：先排上课时间与场地类型（排课表时间），提交后进入排课表教室为已排节次派具体教室；课表查询供师生查看；调课管理在已定课表上发起变更。时间侧列表与详情均保留「提交至排课表教室」；教室侧列表入口为按时间排/按场地类型排，主流程已取消侧栏「发布课表」（与时间侧提交无关）。</w:t>
       </w:r>
     </w:p>
     <w:p>
@@ -2333,23 +2245,23 @@
                 <w:sz w:val="18"/>
                 <w:szCs w:val="18"/>
               </w:rPr>
-              <w:t xml:space="preserve">排课状态（学时单元完成度）</w:t>
-            </w:r>
-          </w:p>
-        </w:tc>
-        <w:tc>
-          <w:tcPr>
-            <w:tcW w:w="0" w:type="auto"/>
-          </w:tcPr>
-          <w:p>
-            <w:pPr/>
-            <w:r>
-              <w:rPr>
-                <w:rFonts w:ascii="宋体" w:hAnsi="宋体" w:eastAsia="宋体"/>
-                <w:sz w:val="18"/>
-                <w:szCs w:val="18"/>
-              </w:rPr>
-              <w:t xml:space="preserve">排教室状态 + 发布状态</w:t>
+              <w:t xml:space="preserve">排课状态（学时单元完成度）；课程号后学时进度图标（绿勾已排完/蓝叹号未排完/红叹号超排）</w:t>
+            </w:r>
+          </w:p>
+        </w:tc>
+        <w:tc>
+          <w:tcPr>
+            <w:tcW w:w="0" w:type="auto"/>
+          </w:tcPr>
+          <w:p>
+            <w:pPr/>
+            <w:r>
+              <w:rPr>
+                <w:rFonts w:ascii="宋体" w:hAnsi="宋体" w:eastAsia="宋体"/>
+                <w:sz w:val="18"/>
+                <w:szCs w:val="18"/>
+              </w:rPr>
+              <w:t xml:space="preserve">排教室状态（已排完/未排完）；课程号后排教室进度图标（绿勾已排教室/蓝叹号未排教室）</w:t>
             </w:r>
           </w:p>
         </w:tc>
@@ -2399,7 +2311,7 @@
                 <w:sz w:val="18"/>
                 <w:szCs w:val="18"/>
               </w:rPr>
-              <w:t xml:space="preserve">完成后发布 → 课表查询</w:t>
+              <w:t xml:space="preserve">派完教室 → 课表查询（原型侧栏列表已取消「发布课表」）</w:t>
             </w:r>
           </w:p>
         </w:tc>
@@ -6138,7 +6050,7 @@
                 <w:sz w:val="18"/>
                 <w:szCs w:val="18"/>
               </w:rPr>
-              <w:t xml:space="preserve">周五午间不排课</w:t>
+              <w:t xml:space="preserve">周五第6-10节不排课</w:t>
             </w:r>
           </w:p>
         </w:tc>
@@ -9674,7 +9586,7 @@
           <w:sz w:val="21"/>
           <w:szCs w:val="21"/>
         </w:rPr>
-        <w:t xml:space="preserve">图形化周课表排时间界面：左侧课程（学时单元）列表，右侧课表格。支持新排、重排、移动、整格选中、场地类型设置、冲突着色；对已排课程卡片提供右键菜单（查看冲突、设置场地类型、撤销本节次/本课程/全部课程）。初始化不展示排课场地设置；选中已排单元格或右键「设置场地类型」后显示。左键点击选中整格（格内全部已排节次）；右键菜单以角标箭头指向被右键的课程卡片。</w:t>
+        <w:t xml:space="preserve">图形化周课表排时间界面：左侧课程（学时单元）列表，右侧课表格（行=星期、列=节次）。支持新排、重排、移动、整格选中、场地类型/锁定教室设置、冲突着色；课程号后展示学时进度图标（绿勾已排完、蓝叹号未排完、红叹号超排）。对已排课程卡片提供右键菜单（查看冲突、设置场地类型、撤销本节次/本课程/全部课程）。初始化不展示排课场地设置；选中已排单元格或右键「设置场地类型」后显示。左键点击选中整格（格内全部已排节次）；右键菜单以角标箭头指向被右键的课程卡片。</w:t>
       </w:r>
     </w:p>
     <w:p>
@@ -9696,7 +9608,7 @@
           <w:sz w:val="21"/>
           <w:szCs w:val="21"/>
         </w:rPr>
-        <w:t xml:space="preserve">左侧：课程号、上课小组、授课教师、起止周、周学时、已排/计划学时、操作；右侧：星期×节次网格、冲突图例、范围切换、显示周末、课表卡片显示字段、排课周次格、排课场地（条件显示）、取消排该时段。</w:t>
+        <w:t xml:space="preserve">左侧：课程号（含学时进度图标）、上课小组、授课教师、起止周、周学时、已排/计划学时、操作；右侧：星期×节次网格、冲突图例、范围切换、显示周末、课表卡片显示字段、排课周次格、排课场地/锁定教室（条件显示）、取消排该时段。</w:t>
       </w:r>
     </w:p>
     <w:p>
@@ -12724,7 +12636,7 @@
           <w:sz w:val="21"/>
           <w:szCs w:val="21"/>
         </w:rPr>
-        <w:t xml:space="preserve">模块介绍：承接排课表时间已提交数据，仅为已排时间节次安排具体教室；冲突仅判定教室时间、座位数、场地类型三类。布局与操作路径与时间侧对称，业务独立。</w:t>
+        <w:t xml:space="preserve">模块介绍：承接排课表时间已排节次，仅为已排时间且场地类型非「不选择教室」的节次安排具体教室；冲突仅判定教室时间、座位数、场地类型三类。侧栏入口为「按时间排」「按场地类型排」；详情页课表为「行=教室、列=节次」，与时间侧「行=星期、列=节次」不同。</w:t>
       </w:r>
     </w:p>
     <w:p>
@@ -12738,7 +12650,7 @@
           <w:sz w:val="22"/>
           <w:szCs w:val="22"/>
         </w:rPr>
-        <w:t>2.2.4.1 按入学批次排（教室）（英文名：Room by Intake）（需求确认状态：已确认）</w:t>
+        <w:t>2.2.4.1 按时间排（英文名：Room by Weekday）（需求确认状态：已确认）</w:t>
       </w:r>
     </w:p>
     <w:p>
@@ -12772,7 +12684,7 @@
           <w:sz w:val="21"/>
           <w:szCs w:val="21"/>
         </w:rPr>
-        <w:t xml:space="preserve">按入学批次查看排教室进度与发布状态，进入排教室详情。</w:t>
+        <w:t xml:space="preserve">在排教室起止时间内，按星期（周一至周日）汇总已排时间节次的排教室进度，进入对应星期维度的排教室详情。</w:t>
       </w:r>
     </w:p>
     <w:p>
@@ -12794,7 +12706,7 @@
           <w:sz w:val="21"/>
           <w:szCs w:val="21"/>
         </w:rPr>
-        <w:t xml:space="preserve">入学批次、专业、学院、课程/小组统计、排教室状态、发布状态、操作</w:t>
+        <w:t xml:space="preserve">序号、星期、课程数、小组数、已排完、未排完、排教室状态、操作</w:t>
       </w:r>
     </w:p>
     <w:p>
@@ -12816,7 +12728,7 @@
           <w:sz w:val="21"/>
           <w:szCs w:val="21"/>
         </w:rPr>
-        <w:t xml:space="preserve">学院、专业、入学批次、排教室状态、发布状态</w:t>
+        <w:t xml:space="preserve">星期、排教室状态（已排完/未排完）</w:t>
       </w:r>
     </w:p>
     <w:p>
@@ -12838,7 +12750,7 @@
           <w:sz w:val="21"/>
           <w:szCs w:val="21"/>
         </w:rPr>
-        <w:t xml:space="preserve">仅展示时间侧已提交范围；发布后供课表查询。</w:t>
+        <w:t xml:space="preserve">聚合各星期下已排时间且需派教室的学时单元；已排完=该单元下全部节次均有 slot.room。</w:t>
       </w:r>
     </w:p>
     <w:p>
@@ -12858,7 +12770,7 @@
           <w:sz w:val="21"/>
           <w:szCs w:val="21"/>
         </w:rPr>
-        <w:t xml:space="preserve">对应范围已在时间侧提交；处于排教室窗口。</w:t>
+        <w:t xml:space="preserve">存在已排时间节次；当前处于排教室窗口内方可编辑。</w:t>
       </w:r>
     </w:p>
     <w:p>
@@ -12878,7 +12790,7 @@
           <w:sz w:val="21"/>
           <w:szCs w:val="21"/>
         </w:rPr>
-        <w:t xml:space="preserve">slot.room；发布标记。</w:t>
+        <w:t xml:space="preserve">slot.room 写入；供课表查询读取。</w:t>
       </w:r>
     </w:p>
     <w:p>
@@ -12900,7 +12812,7 @@
           <w:sz w:val="21"/>
           <w:szCs w:val="21"/>
         </w:rPr>
-        <w:t xml:space="preserve">筛选→排教室→选节次→选教室→发布课表。</w:t>
+        <w:t xml:space="preserve">筛选星期与状态→点击排教室/查看→详情选课程→选节次→选教室→保存。</w:t>
       </w:r>
     </w:p>
     <w:p>
@@ -12936,7 +12848,7 @@
           <w:sz w:val="22"/>
           <w:szCs w:val="22"/>
         </w:rPr>
-        <w:t>2.2.4.2 按教师排（教室）（英文名：Room by Teacher）（需求确认状态：已确认）</w:t>
+        <w:t>2.2.4.2 按场地类型排（英文名：Room by Venue Type）（需求确认状态：已确认）</w:t>
       </w:r>
     </w:p>
     <w:p>
@@ -12970,7 +12882,7 @@
           <w:sz w:val="21"/>
           <w:szCs w:val="21"/>
         </w:rPr>
-        <w:t xml:space="preserve">教师维度排教室列表与入口。</w:t>
+        <w:t xml:space="preserve">按一级场地类型（普通教室/专业教室/计算机教室）汇总排教室进度并进入详情。不含「不选择教室」类型节次。</w:t>
       </w:r>
     </w:p>
     <w:p>
@@ -12992,7 +12904,7 @@
           <w:sz w:val="21"/>
           <w:szCs w:val="21"/>
         </w:rPr>
-        <w:t xml:space="preserve">教工号、姓名、单位、排教室状态、发布状态、操作</w:t>
+        <w:t xml:space="preserve">序号、场地类型、课程数、小组数、已排完、未排完、排教室状态、操作</w:t>
       </w:r>
     </w:p>
     <w:p>
@@ -13014,7 +12926,7 @@
           <w:sz w:val="21"/>
           <w:szCs w:val="21"/>
         </w:rPr>
-        <w:t xml:space="preserve">学期、教工号、姓名、单位、状态</w:t>
+        <w:t xml:space="preserve">场地类型、排教室状态</w:t>
       </w:r>
     </w:p>
     <w:p>
@@ -13036,7 +12948,7 @@
           <w:sz w:val="21"/>
           <w:szCs w:val="21"/>
         </w:rPr>
-        <w:t xml:space="preserve">同教室侧批次页，维度为教师。</w:t>
+        <w:t xml:space="preserve">同 2.2.4.1，维度为场地类型；左侧选中课程时可按该课程排课场地过滤教室列表。</w:t>
       </w:r>
     </w:p>
     <w:p>
@@ -13098,7 +13010,7 @@
           <w:sz w:val="21"/>
           <w:szCs w:val="21"/>
         </w:rPr>
-        <w:t xml:space="preserve">筛选→排教室→发布。</w:t>
+        <w:t xml:space="preserve">筛选→排教室→详情派教室。</w:t>
       </w:r>
     </w:p>
     <w:p>
@@ -13120,7 +13032,7 @@
           <w:sz w:val="21"/>
           <w:szCs w:val="21"/>
         </w:rPr>
-        <w:t xml:space="preserve">prototype：page-schedule-room-teacher</w:t>
+        <w:t xml:space="preserve">prototype：page-schedule-room-teacher / schedule-room-detail</w:t>
       </w:r>
     </w:p>
     <w:p>
@@ -13134,7 +13046,7 @@
           <w:sz w:val="22"/>
           <w:szCs w:val="22"/>
         </w:rPr>
-        <w:t>2.2.4.3 按课程排（教室）（英文名：Room by Course）（需求确认状态：已确认）</w:t>
+        <w:t>2.2.4.3 排课详情—教室侧（英文名：Room Arrangement Detail）（需求确认状态：已确认）</w:t>
       </w:r>
     </w:p>
     <w:p>
@@ -13168,7 +13080,7 @@
           <w:sz w:val="21"/>
           <w:szCs w:val="21"/>
         </w:rPr>
-        <w:t xml:space="preserve">课程维度排教室列表与入口。</w:t>
+        <w:t xml:space="preserve">教室侧图形课表：行=教室、列=节次（当前作用域星期由列表入口决定）。左侧课程列表按「同周次+同星期+同节次+同教师」合并为卡片；课程号后展示排教室进度图标（绿勾=已排教室，蓝叹号=未排教室）。仅派教室：依据时间侧场地类型/场地备注/锁定教室选择具体教室；不改时间与场地类型。右键已排课程卡片仅保留「查看冲突」。选教室抽屉顶部展示场地类型、场地备注、小组人数与节次摘要。</w:t>
       </w:r>
     </w:p>
     <w:p>
@@ -13190,7 +13102,7 @@
           <w:sz w:val="21"/>
           <w:szCs w:val="21"/>
         </w:rPr>
-        <w:t xml:space="preserve">课程号、名称、开课单位、排教室状态、发布状态、操作</w:t>
+        <w:t xml:space="preserve">左侧：课程号（含排教室进度图标）、上课小组、计划/上限人数、教师、起止周、节次时间、排课场地、锁定教室、场地备注；右侧：教室×节次网格、教室冲突图例（教室时间/座位/类型）、选择教室、批量撤场地、锁定/撤回（课格占用）、展开更多教室。</w:t>
       </w:r>
     </w:p>
     <w:p>
@@ -13212,7 +13124,7 @@
           <w:sz w:val="21"/>
           <w:szCs w:val="21"/>
         </w:rPr>
-        <w:t xml:space="preserve">学期、课程号、名称、开课单位、状态</w:t>
+        <w:t xml:space="preserve">全部/未排完/已排完 Tab；显示周末；课表卡片显示字段（教室侧默认显示课程号、排课周次、排课教室）。</w:t>
       </w:r>
     </w:p>
     <w:p>
@@ -13234,7 +13146,7 @@
           <w:sz w:val="21"/>
           <w:szCs w:val="21"/>
         </w:rPr>
-        <w:t xml:space="preserve">同教室侧批次页，维度为课程。</w:t>
+        <w:t xml:space="preserve">用户为已排时间节次写入 slot.room；教室时间冲突禁止保存；座位数软提示可继续；场地类型不一致可二次确认后忽略保存；已派教室节次不可重复落点。</w:t>
       </w:r>
     </w:p>
     <w:p>
@@ -13254,7 +13166,7 @@
           <w:sz w:val="21"/>
           <w:szCs w:val="21"/>
         </w:rPr>
-        <w:t xml:space="preserve">同 2.2.4.1。</w:t>
+        <w:t xml:space="preserve">存在已排时间节次；当前处于排教室窗口；场地类型为「不选择教室」的节次不进入列表与课表。</w:t>
       </w:r>
     </w:p>
     <w:p>
@@ -13274,7 +13186,7 @@
           <w:sz w:val="21"/>
           <w:szCs w:val="21"/>
         </w:rPr>
-        <w:t xml:space="preserve">同 2.2.4.1。</w:t>
+        <w:t xml:space="preserve">课表查询可见教室安排。</w:t>
       </w:r>
     </w:p>
     <w:p>
@@ -13296,7 +13208,7 @@
           <w:sz w:val="21"/>
           <w:szCs w:val="21"/>
         </w:rPr>
-        <w:t xml:space="preserve">筛选→排教室→发布。</w:t>
+        <w:t xml:space="preserve">进入【排课详情—教室侧】→ 左侧点选合并课程卡片或课格点选节次 → 选择教室 → 确认；或右键卡片「查看冲突」；可批量撤场地。</w:t>
       </w:r>
     </w:p>
     <w:p>
@@ -13318,21 +13230,7 @@
           <w:sz w:val="21"/>
           <w:szCs w:val="21"/>
         </w:rPr>
-        <w:t xml:space="preserve">prototype：page-schedule-room-course</w:t>
-      </w:r>
-    </w:p>
-    <w:p>
-      <w:pPr>
-        <w:pStyle w:val="Heading4"/>
-      </w:pPr>
-      <w:r>
-        <w:rPr>
-          <w:rFonts w:ascii="黑体" w:hAnsi="黑体" w:eastAsia="黑体"/>
-          <w:b/>
-          <w:sz w:val="22"/>
-          <w:szCs w:val="22"/>
-        </w:rPr>
-        <w:t>2.2.4.4 排课详情—教室侧（英文名：Room Arrangement Detail）（需求确认状态：已确认）</w:t>
+        <w:t xml:space="preserve">prototype/index.html#page-schedule-room-detail</w:t>
       </w:r>
     </w:p>
     <w:p>
@@ -13344,7 +13242,7 @@
           <w:sz w:val="21"/>
           <w:szCs w:val="21"/>
         </w:rPr>
-        <w:t xml:space="preserve">菜单介绍</w:t>
+        <w:t xml:space="preserve">菜单功能清单</w:t>
       </w:r>
     </w:p>
     <w:p>
@@ -13356,17 +13254,97 @@
           <w:sz w:val="21"/>
           <w:szCs w:val="21"/>
         </w:rPr>
-        <w:t xml:space="preserve">菜单内容简介</w:t>
-      </w:r>
-    </w:p>
-    <w:p>
-      <w:r>
-        <w:rPr>
-          <w:rFonts w:ascii="宋体" w:hAnsi="宋体" w:eastAsia="宋体" w:cs="宋体"/>
-          <w:sz w:val="21"/>
-          <w:szCs w:val="21"/>
-        </w:rPr>
-        <w:t xml:space="preserve">与时间侧同构的图形课表，仅派教室：依据时间侧场地类型/场地备注选择具体教室；不改时间与场地类型。右键已排课程卡片仅保留「查看冲突」（设置场地类型与撤销类按钮隐藏）。打开选教室时展示节次场地类型与备注。</w:t>
+        <w:t xml:space="preserve">1、功能按钮——选择教室（英文名称：Pick Classroom）</w:t>
+      </w:r>
+    </w:p>
+    <w:p>
+      <w:r>
+        <w:rPr>
+          <w:rFonts w:ascii="宋体" w:hAnsi="宋体" w:eastAsia="宋体" w:cs="宋体"/>
+          <w:sz w:val="21"/>
+          <w:szCs w:val="21"/>
+        </w:rPr>
+        <w:t xml:space="preserve">a. 功能说明（描述、业务的事件交互、备注信息等）：</w:t>
+      </w:r>
+    </w:p>
+    <w:p>
+      <w:r>
+        <w:rPr>
+          <w:rFonts w:ascii="宋体" w:hAnsi="宋体" w:eastAsia="宋体" w:cs="宋体"/>
+          <w:sz w:val="21"/>
+          <w:szCs w:val="21"/>
+        </w:rPr>
+        <w:t xml:space="preserve">・描述：为选中已排节次分配具体教室；支持多选节次批量派同一教室。</w:t>
+      </w:r>
+    </w:p>
+    <w:p>
+      <w:r>
+        <w:rPr>
+          <w:rFonts w:ascii="宋体" w:hAnsi="宋体" w:eastAsia="宋体" w:cs="宋体"/>
+          <w:sz w:val="21"/>
+          <w:szCs w:val="21"/>
+        </w:rPr>
+        <w:t xml:space="preserve">・业务的事件交互：左侧选中课程卡片或课格选中节次 → 点击「选择教室」→ 抽屉展示场地类型/备注/人数摘要 → 选教室确认 → 校验冲突后写入。</w:t>
+      </w:r>
+    </w:p>
+    <w:p>
+      <w:r>
+        <w:rPr>
+          <w:rFonts w:ascii="宋体" w:hAnsi="宋体" w:eastAsia="宋体" w:cs="宋体"/>
+          <w:sz w:val="21"/>
+          <w:szCs w:val="21"/>
+        </w:rPr>
+        <w:t xml:space="preserve">・备注信息：须先选中已排节次；教室时间冲突禁止保存；座位不足软提示可继续；类型不一致二次确认可忽略。</w:t>
+      </w:r>
+    </w:p>
+    <w:p>
+      <w:r>
+        <w:rPr>
+          <w:rFonts w:ascii="宋体" w:hAnsi="宋体" w:eastAsia="宋体" w:cs="宋体"/>
+          <w:sz w:val="21"/>
+          <w:szCs w:val="21"/>
+        </w:rPr>
+        <w:t xml:space="preserve">b. 原型参考截图：</w:t>
+      </w:r>
+    </w:p>
+    <w:p>
+      <w:r>
+        <w:rPr>
+          <w:rFonts w:ascii="宋体" w:hAnsi="宋体" w:eastAsia="宋体" w:cs="宋体"/>
+          <w:sz w:val="21"/>
+          <w:szCs w:val="21"/>
+        </w:rPr>
+        <w:t xml:space="preserve">见可交互原型对应界面（中英文截图待补充）。</w:t>
+      </w:r>
+    </w:p>
+    <w:p>
+      <w:r>
+        <w:rPr>
+          <w:rFonts w:ascii="宋体" w:hAnsi="宋体" w:eastAsia="宋体" w:cs="宋体"/>
+          <w:sz w:val="21"/>
+          <w:szCs w:val="21"/>
+        </w:rPr>
+        <w:t xml:space="preserve">c. 按钮下钻页面（备注说明、原型参考图）：</w:t>
+      </w:r>
+    </w:p>
+    <w:p>
+      <w:r>
+        <w:rPr>
+          <w:rFonts w:ascii="宋体" w:hAnsi="宋体" w:eastAsia="宋体" w:cs="宋体"/>
+          <w:sz w:val="21"/>
+          <w:szCs w:val="21"/>
+        </w:rPr>
+        <w:t xml:space="preserve">下钻至教室选择抽屉（modal-schedule-room-picker）。关联：openScheduleDetailRoomPicker；buildScheduleRoomPickerHintHtml。</w:t>
+      </w:r>
+    </w:p>
+    <w:p>
+      <w:r>
+        <w:rPr>
+          <w:rFonts w:ascii="宋体" w:hAnsi="宋体" w:eastAsia="宋体" w:cs="宋体"/>
+          <w:sz w:val="21"/>
+          <w:szCs w:val="21"/>
+        </w:rPr>
+        <w:t xml:space="preserve"/>
       </w:r>
     </w:p>
     <w:p>
@@ -13378,17 +13356,97 @@
           <w:sz w:val="21"/>
           <w:szCs w:val="21"/>
         </w:rPr>
-        <w:t xml:space="preserve">页面展示字段信息</w:t>
-      </w:r>
-    </w:p>
-    <w:p>
-      <w:r>
-        <w:rPr>
-          <w:rFonts w:ascii="宋体" w:hAnsi="宋体" w:eastAsia="宋体" w:cs="宋体"/>
-          <w:sz w:val="21"/>
-          <w:szCs w:val="21"/>
-        </w:rPr>
-        <w:t xml:space="preserve">左侧：课程号、小组、教师、排教室进度；右侧：课表格、教室冲突图例、选择教室、发布/批量撤场地。</w:t>
+        <w:t xml:space="preserve">2、功能按钮——批量撤场地（英文名称：Clear Rooms）</w:t>
+      </w:r>
+    </w:p>
+    <w:p>
+      <w:r>
+        <w:rPr>
+          <w:rFonts w:ascii="宋体" w:hAnsi="宋体" w:eastAsia="宋体" w:cs="宋体"/>
+          <w:sz w:val="21"/>
+          <w:szCs w:val="21"/>
+        </w:rPr>
+        <w:t xml:space="preserve">a. 功能说明（描述、业务的事件交互、备注信息等）：</w:t>
+      </w:r>
+    </w:p>
+    <w:p>
+      <w:r>
+        <w:rPr>
+          <w:rFonts w:ascii="宋体" w:hAnsi="宋体" w:eastAsia="宋体" w:cs="宋体"/>
+          <w:sz w:val="21"/>
+          <w:szCs w:val="21"/>
+        </w:rPr>
+        <w:t xml:space="preserve">・描述：清除勾选合并卡片/学时单元已安排的教室，保留上课时间与周次。</w:t>
+      </w:r>
+    </w:p>
+    <w:p>
+      <w:r>
+        <w:rPr>
+          <w:rFonts w:ascii="宋体" w:hAnsi="宋体" w:eastAsia="宋体" w:cs="宋体"/>
+          <w:sz w:val="21"/>
+          <w:szCs w:val="21"/>
+        </w:rPr>
+        <w:t xml:space="preserve">・业务的事件交互：左侧勾选 → 「批量撤场地」→ 确认 → 清空对应 slot.room。</w:t>
+      </w:r>
+    </w:p>
+    <w:p>
+      <w:r>
+        <w:rPr>
+          <w:rFonts w:ascii="宋体" w:hAnsi="宋体" w:eastAsia="宋体" w:cs="宋体"/>
+          <w:sz w:val="21"/>
+          <w:szCs w:val="21"/>
+        </w:rPr>
+        <w:t xml:space="preserve">・备注信息：不删除时间安排。</w:t>
+      </w:r>
+    </w:p>
+    <w:p>
+      <w:r>
+        <w:rPr>
+          <w:rFonts w:ascii="宋体" w:hAnsi="宋体" w:eastAsia="宋体" w:cs="宋体"/>
+          <w:sz w:val="21"/>
+          <w:szCs w:val="21"/>
+        </w:rPr>
+        <w:t xml:space="preserve">b. 原型参考截图：</w:t>
+      </w:r>
+    </w:p>
+    <w:p>
+      <w:r>
+        <w:rPr>
+          <w:rFonts w:ascii="宋体" w:hAnsi="宋体" w:eastAsia="宋体" w:cs="宋体"/>
+          <w:sz w:val="21"/>
+          <w:szCs w:val="21"/>
+        </w:rPr>
+        <w:t xml:space="preserve">见可交互原型对应界面（中英文截图待补充）。</w:t>
+      </w:r>
+    </w:p>
+    <w:p>
+      <w:r>
+        <w:rPr>
+          <w:rFonts w:ascii="宋体" w:hAnsi="宋体" w:eastAsia="宋体" w:cs="宋体"/>
+          <w:sz w:val="21"/>
+          <w:szCs w:val="21"/>
+        </w:rPr>
+        <w:t xml:space="preserve">c. 按钮下钻页面（备注说明、原型参考图）：</w:t>
+      </w:r>
+    </w:p>
+    <w:p>
+      <w:r>
+        <w:rPr>
+          <w:rFonts w:ascii="宋体" w:hAnsi="宋体" w:eastAsia="宋体" w:cs="宋体"/>
+          <w:sz w:val="21"/>
+          <w:szCs w:val="21"/>
+        </w:rPr>
+        <w:t xml:space="preserve">下钻至确认框。关联：batchClearScheduleRoomsForSelected。</w:t>
+      </w:r>
+    </w:p>
+    <w:p>
+      <w:r>
+        <w:rPr>
+          <w:rFonts w:ascii="宋体" w:hAnsi="宋体" w:eastAsia="宋体" w:cs="宋体"/>
+          <w:sz w:val="21"/>
+          <w:szCs w:val="21"/>
+        </w:rPr>
+        <w:t xml:space="preserve"/>
       </w:r>
     </w:p>
     <w:p>
@@ -13400,147 +13458,7 @@
           <w:sz w:val="21"/>
           <w:szCs w:val="21"/>
         </w:rPr>
-        <w:t xml:space="preserve">支持查询检索的字段信息</w:t>
-      </w:r>
-    </w:p>
-    <w:p>
-      <w:r>
-        <w:rPr>
-          <w:rFonts w:ascii="宋体" w:hAnsi="宋体" w:eastAsia="宋体" w:cs="宋体"/>
-          <w:sz w:val="21"/>
-          <w:szCs w:val="21"/>
-        </w:rPr>
-        <w:t xml:space="preserve">全部/未排完（教室）Tab；显示周末；课表卡片显示字段。</w:t>
-      </w:r>
-    </w:p>
-    <w:p>
-      <w:r>
-        <w:rPr>
-          <w:rFonts w:ascii="宋体" w:hAnsi="宋体" w:eastAsia="宋体" w:cs="宋体"/>
-          <w:b/>
-          <w:bCs/>
-          <w:sz w:val="21"/>
-          <w:szCs w:val="21"/>
-        </w:rPr>
-        <w:t xml:space="preserve">数据前后流转关系（说明、前置条件、下游输出等）</w:t>
-      </w:r>
-    </w:p>
-    <w:p>
-      <w:r>
-        <w:rPr>
-          <w:rFonts w:ascii="宋体" w:hAnsi="宋体" w:eastAsia="宋体" w:cs="宋体"/>
-          <w:sz w:val="21"/>
-          <w:szCs w:val="21"/>
-        </w:rPr>
-        <w:t xml:space="preserve">用户为已排时间节次写入 slot.room；教室时间冲突禁止保存；座位数软提示可继续；场地类型不一致可二次确认后忽略保存。</w:t>
-      </w:r>
-    </w:p>
-    <w:p>
-      <w:r>
-        <w:rPr>
-          <w:rFonts w:ascii="宋体" w:hAnsi="宋体" w:eastAsia="宋体" w:cs="宋体"/>
-          <w:sz w:val="21"/>
-          <w:szCs w:val="21"/>
-        </w:rPr>
-        <w:t xml:space="preserve">1）前置条件</w:t>
-      </w:r>
-    </w:p>
-    <w:p>
-      <w:r>
-        <w:rPr>
-          <w:rFonts w:ascii="宋体" w:hAnsi="宋体" w:eastAsia="宋体" w:cs="宋体"/>
-          <w:sz w:val="21"/>
-          <w:szCs w:val="21"/>
-        </w:rPr>
-        <w:t xml:space="preserve">对应范围已在排课表时间侧提交；当前处于排教室窗口。</w:t>
-      </w:r>
-    </w:p>
-    <w:p>
-      <w:r>
-        <w:rPr>
-          <w:rFonts w:ascii="宋体" w:hAnsi="宋体" w:eastAsia="宋体" w:cs="宋体"/>
-          <w:sz w:val="21"/>
-          <w:szCs w:val="21"/>
-        </w:rPr>
-        <w:t xml:space="preserve">2）下游输出</w:t>
-      </w:r>
-    </w:p>
-    <w:p>
-      <w:r>
-        <w:rPr>
-          <w:rFonts w:ascii="宋体" w:hAnsi="宋体" w:eastAsia="宋体" w:cs="宋体"/>
-          <w:sz w:val="21"/>
-          <w:szCs w:val="21"/>
-        </w:rPr>
-        <w:t xml:space="preserve">发布后课表查询可见教室安排。</w:t>
-      </w:r>
-    </w:p>
-    <w:p>
-      <w:r>
-        <w:rPr>
-          <w:rFonts w:ascii="宋体" w:hAnsi="宋体" w:eastAsia="宋体" w:cs="宋体"/>
-          <w:b/>
-          <w:bCs/>
-          <w:sz w:val="21"/>
-          <w:szCs w:val="21"/>
-        </w:rPr>
-        <w:t xml:space="preserve">业务流关系（操作流程）</w:t>
-      </w:r>
-    </w:p>
-    <w:p>
-      <w:r>
-        <w:rPr>
-          <w:rFonts w:ascii="宋体" w:hAnsi="宋体" w:eastAsia="宋体" w:cs="宋体"/>
-          <w:sz w:val="21"/>
-          <w:szCs w:val="21"/>
-        </w:rPr>
-        <w:t xml:space="preserve">进入【排课详情—教室侧】→ 左键选中已排单元格 → 选择教室 → 确认；或右键卡片「查看冲突」；完成后发布课表。</w:t>
-      </w:r>
-    </w:p>
-    <w:p>
-      <w:r>
-        <w:rPr>
-          <w:rFonts w:ascii="宋体" w:hAnsi="宋体" w:eastAsia="宋体" w:cs="宋体"/>
-          <w:b/>
-          <w:bCs/>
-          <w:sz w:val="21"/>
-          <w:szCs w:val="21"/>
-        </w:rPr>
-        <w:t xml:space="preserve">原型参考链接</w:t>
-      </w:r>
-    </w:p>
-    <w:p>
-      <w:r>
-        <w:rPr>
-          <w:rFonts w:ascii="宋体" w:hAnsi="宋体" w:eastAsia="宋体" w:cs="宋体"/>
-          <w:sz w:val="21"/>
-          <w:szCs w:val="21"/>
-        </w:rPr>
-        <w:t xml:space="preserve">prototype/index.html#page-schedule-room-detail</w:t>
-      </w:r>
-    </w:p>
-    <w:p>
-      <w:r>
-        <w:rPr>
-          <w:rFonts w:ascii="宋体" w:hAnsi="宋体" w:eastAsia="宋体" w:cs="宋体"/>
-          <w:b/>
-          <w:bCs/>
-          <w:sz w:val="21"/>
-          <w:szCs w:val="21"/>
-        </w:rPr>
-        <w:t xml:space="preserve">菜单功能清单</w:t>
-      </w:r>
-    </w:p>
-    <w:p>
-      <w:r>
-        <w:rPr>
-          <w:rFonts w:ascii="宋体" w:hAnsi="宋体" w:eastAsia="宋体" w:cs="宋体"/>
-          <w:b/>
-          <w:bCs/>
-          <w:sz w:val="21"/>
-          <w:szCs w:val="21"/>
-        </w:rPr>
-        <w:t xml:space="preserve">1、功能按钮——选择教室（英文名称：Pick Classroom）</w:t>
+        <w:t xml:space="preserve">3、功能按钮——课格锁定/撤回（英文名称：Hold / Revoke Room Cell）</w:t>
       </w:r>
     </w:p>
     <w:p>
@@ -13560,27 +13478,27 @@
           <w:sz w:val="21"/>
           <w:szCs w:val="21"/>
         </w:rPr>
-        <w:t xml:space="preserve">・描述：为选中已排节次分配具体教室。</w:t>
-      </w:r>
-    </w:p>
-    <w:p>
-      <w:r>
-        <w:rPr>
-          <w:rFonts w:ascii="宋体" w:hAnsi="宋体" w:eastAsia="宋体" w:cs="宋体"/>
-          <w:sz w:val="21"/>
-          <w:szCs w:val="21"/>
-        </w:rPr>
-        <w:t xml:space="preserve">・业务的事件交互：选中已排节次 → 点击「选择教室」→ 教室抽屉中确认 → 校验冲突后写入。</w:t>
-      </w:r>
-    </w:p>
-    <w:p>
-      <w:r>
-        <w:rPr>
-          <w:rFonts w:ascii="宋体" w:hAnsi="宋体" w:eastAsia="宋体" w:cs="宋体"/>
-          <w:sz w:val="21"/>
-          <w:szCs w:val="21"/>
-        </w:rPr>
-        <w:t xml:space="preserve">・备注信息：须先选中已排节次；含教室时间冲突时禁止保存。</w:t>
+        <w:t xml:space="preserve">・描述：在教室课表上对选中节次预占某教室格（锁定），或撤回预占。</w:t>
+      </w:r>
+    </w:p>
+    <w:p>
+      <w:r>
+        <w:rPr>
+          <w:rFonts w:ascii="宋体" w:hAnsi="宋体" w:eastAsia="宋体" w:cs="宋体"/>
+          <w:sz w:val="21"/>
+          <w:szCs w:val="21"/>
+        </w:rPr>
+        <w:t xml:space="preserve">・业务的事件交互：选中节次 → 点击课格 → 「锁定」/「撤回」。</w:t>
+      </w:r>
+    </w:p>
+    <w:p>
+      <w:r>
+        <w:rPr>
+          <w:rFonts w:ascii="宋体" w:hAnsi="宋体" w:eastAsia="宋体" w:cs="宋体"/>
+          <w:sz w:val="21"/>
+          <w:szCs w:val="21"/>
+        </w:rPr>
+        <w:t xml:space="preserve">・备注信息：已派教室的节次不可重复排教室；只读窗口内禁用。</w:t>
       </w:r>
     </w:p>
     <w:p>
@@ -13620,211 +13538,7 @@
           <w:sz w:val="21"/>
           <w:szCs w:val="21"/>
         </w:rPr>
-        <w:t xml:space="preserve">下钻至教室选择抽屉：展示可选教室及节次场地类型/备注提示。关联：openScheduleDetailRoomPicker；教室选择抽屉。</w:t>
-      </w:r>
-    </w:p>
-    <w:p>
-      <w:r>
-        <w:rPr>
-          <w:rFonts w:ascii="宋体" w:hAnsi="宋体" w:eastAsia="宋体" w:cs="宋体"/>
-          <w:sz w:val="21"/>
-          <w:szCs w:val="21"/>
-        </w:rPr>
-        <w:t xml:space="preserve"/>
-      </w:r>
-    </w:p>
-    <w:p>
-      <w:r>
-        <w:rPr>
-          <w:rFonts w:ascii="宋体" w:hAnsi="宋体" w:eastAsia="宋体" w:cs="宋体"/>
-          <w:b/>
-          <w:bCs/>
-          <w:sz w:val="21"/>
-          <w:szCs w:val="21"/>
-        </w:rPr>
-        <w:t xml:space="preserve">2、功能按钮——发布课表（英文名称：Publish Timetable）</w:t>
-      </w:r>
-    </w:p>
-    <w:p>
-      <w:r>
-        <w:rPr>
-          <w:rFonts w:ascii="宋体" w:hAnsi="宋体" w:eastAsia="宋体" w:cs="宋体"/>
-          <w:sz w:val="21"/>
-          <w:szCs w:val="21"/>
-        </w:rPr>
-        <w:t xml:space="preserve">a. 功能说明（描述、业务的事件交互、备注信息等）：</w:t>
-      </w:r>
-    </w:p>
-    <w:p>
-      <w:r>
-        <w:rPr>
-          <w:rFonts w:ascii="宋体" w:hAnsi="宋体" w:eastAsia="宋体" w:cs="宋体"/>
-          <w:sz w:val="21"/>
-          <w:szCs w:val="21"/>
-        </w:rPr>
-        <w:t xml:space="preserve">・描述：将当前范围课表发布，供课表查询使用。</w:t>
-      </w:r>
-    </w:p>
-    <w:p>
-      <w:r>
-        <w:rPr>
-          <w:rFonts w:ascii="宋体" w:hAnsi="宋体" w:eastAsia="宋体" w:cs="宋体"/>
-          <w:sz w:val="21"/>
-          <w:szCs w:val="21"/>
-        </w:rPr>
-        <w:t xml:space="preserve">・业务的事件交互：列表勾选范围 → 点击「发布课表」→ 可确认「仍有未派教室是否继续」→ 写入发布状态。</w:t>
-      </w:r>
-    </w:p>
-    <w:p>
-      <w:r>
-        <w:rPr>
-          <w:rFonts w:ascii="宋体" w:hAnsi="宋体" w:eastAsia="宋体" w:cs="宋体"/>
-          <w:sz w:val="21"/>
-          <w:szCs w:val="21"/>
-        </w:rPr>
-        <w:t xml:space="preserve">・备注信息：发布状态写入发布库。</w:t>
-      </w:r>
-    </w:p>
-    <w:p>
-      <w:r>
-        <w:rPr>
-          <w:rFonts w:ascii="宋体" w:hAnsi="宋体" w:eastAsia="宋体" w:cs="宋体"/>
-          <w:sz w:val="21"/>
-          <w:szCs w:val="21"/>
-        </w:rPr>
-        <w:t xml:space="preserve">b. 原型参考截图：</w:t>
-      </w:r>
-    </w:p>
-    <w:p>
-      <w:r>
-        <w:rPr>
-          <w:rFonts w:ascii="宋体" w:hAnsi="宋体" w:eastAsia="宋体" w:cs="宋体"/>
-          <w:sz w:val="21"/>
-          <w:szCs w:val="21"/>
-        </w:rPr>
-        <w:t xml:space="preserve">见可交互原型对应界面（中英文截图待补充）。</w:t>
-      </w:r>
-    </w:p>
-    <w:p>
-      <w:r>
-        <w:rPr>
-          <w:rFonts w:ascii="宋体" w:hAnsi="宋体" w:eastAsia="宋体" w:cs="宋体"/>
-          <w:sz w:val="21"/>
-          <w:szCs w:val="21"/>
-        </w:rPr>
-        <w:t xml:space="preserve">c. 按钮下钻页面（备注说明、原型参考图）：</w:t>
-      </w:r>
-    </w:p>
-    <w:p>
-      <w:r>
-        <w:rPr>
-          <w:rFonts w:ascii="宋体" w:hAnsi="宋体" w:eastAsia="宋体" w:cs="宋体"/>
-          <w:sz w:val="21"/>
-          <w:szCs w:val="21"/>
-        </w:rPr>
-        <w:t xml:space="preserve">下钻至发布确认框。关联：SCHEDULE_ROOM_PUBLISH_STORE。</w:t>
-      </w:r>
-    </w:p>
-    <w:p>
-      <w:r>
-        <w:rPr>
-          <w:rFonts w:ascii="宋体" w:hAnsi="宋体" w:eastAsia="宋体" w:cs="宋体"/>
-          <w:sz w:val="21"/>
-          <w:szCs w:val="21"/>
-        </w:rPr>
-        <w:t xml:space="preserve"/>
-      </w:r>
-    </w:p>
-    <w:p>
-      <w:r>
-        <w:rPr>
-          <w:rFonts w:ascii="宋体" w:hAnsi="宋体" w:eastAsia="宋体" w:cs="宋体"/>
-          <w:b/>
-          <w:bCs/>
-          <w:sz w:val="21"/>
-          <w:szCs w:val="21"/>
-        </w:rPr>
-        <w:t xml:space="preserve">3、功能按钮——批量撤场地（英文名称：Clear Rooms）</w:t>
-      </w:r>
-    </w:p>
-    <w:p>
-      <w:r>
-        <w:rPr>
-          <w:rFonts w:ascii="宋体" w:hAnsi="宋体" w:eastAsia="宋体" w:cs="宋体"/>
-          <w:sz w:val="21"/>
-          <w:szCs w:val="21"/>
-        </w:rPr>
-        <w:t xml:space="preserve">a. 功能说明（描述、业务的事件交互、备注信息等）：</w:t>
-      </w:r>
-    </w:p>
-    <w:p>
-      <w:r>
-        <w:rPr>
-          <w:rFonts w:ascii="宋体" w:hAnsi="宋体" w:eastAsia="宋体" w:cs="宋体"/>
-          <w:sz w:val="21"/>
-          <w:szCs w:val="21"/>
-        </w:rPr>
-        <w:t xml:space="preserve">・描述：清除勾选学时单元已安排的教室，保留上课时间与周次。</w:t>
-      </w:r>
-    </w:p>
-    <w:p>
-      <w:r>
-        <w:rPr>
-          <w:rFonts w:ascii="宋体" w:hAnsi="宋体" w:eastAsia="宋体" w:cs="宋体"/>
-          <w:sz w:val="21"/>
-          <w:szCs w:val="21"/>
-        </w:rPr>
-        <w:t xml:space="preserve">・业务的事件交互：左侧勾选 → 「批量撤场地」→ 确认 → 清空对应 slot.room。</w:t>
-      </w:r>
-    </w:p>
-    <w:p>
-      <w:r>
-        <w:rPr>
-          <w:rFonts w:ascii="宋体" w:hAnsi="宋体" w:eastAsia="宋体" w:cs="宋体"/>
-          <w:sz w:val="21"/>
-          <w:szCs w:val="21"/>
-        </w:rPr>
-        <w:t xml:space="preserve">・备注信息：不删除时间安排。</w:t>
-      </w:r>
-    </w:p>
-    <w:p>
-      <w:r>
-        <w:rPr>
-          <w:rFonts w:ascii="宋体" w:hAnsi="宋体" w:eastAsia="宋体" w:cs="宋体"/>
-          <w:sz w:val="21"/>
-          <w:szCs w:val="21"/>
-        </w:rPr>
-        <w:t xml:space="preserve">b. 原型参考截图：</w:t>
-      </w:r>
-    </w:p>
-    <w:p>
-      <w:r>
-        <w:rPr>
-          <w:rFonts w:ascii="宋体" w:hAnsi="宋体" w:eastAsia="宋体" w:cs="宋体"/>
-          <w:sz w:val="21"/>
-          <w:szCs w:val="21"/>
-        </w:rPr>
-        <w:t xml:space="preserve">见可交互原型对应界面（中英文截图待补充）。</w:t>
-      </w:r>
-    </w:p>
-    <w:p>
-      <w:r>
-        <w:rPr>
-          <w:rFonts w:ascii="宋体" w:hAnsi="宋体" w:eastAsia="宋体" w:cs="宋体"/>
-          <w:sz w:val="21"/>
-          <w:szCs w:val="21"/>
-        </w:rPr>
-        <w:t xml:space="preserve">c. 按钮下钻页面（备注说明、原型参考图）：</w:t>
-      </w:r>
-    </w:p>
-    <w:p>
-      <w:r>
-        <w:rPr>
-          <w:rFonts w:ascii="宋体" w:hAnsi="宋体" w:eastAsia="宋体" w:cs="宋体"/>
-          <w:sz w:val="21"/>
-          <w:szCs w:val="21"/>
-        </w:rPr>
-        <w:t xml:space="preserve">下钻至确认框。关联：batchClearScheduleRoomsForSelected。</w:t>
+        <w:t xml:space="preserve">课表格内操作。关联：lockScheduleRoomHold / revokeScheduleRoomHold。</w:t>
       </w:r>
     </w:p>
     <w:p>
@@ -25715,7 +25429,7 @@
                 <w:sz w:val="18"/>
                 <w:szCs w:val="18"/>
               </w:rPr>
-              <w:t xml:space="preserve">仍有未派教室</w:t>
+              <w:t xml:space="preserve">仍有未派教室（兼容页/历史）</w:t>
             </w:r>
           </w:p>
         </w:tc>
@@ -25747,7 +25461,7 @@
                 <w:sz w:val="18"/>
                 <w:szCs w:val="18"/>
               </w:rPr>
-              <w:t xml:space="preserve">可确认继续发布</w:t>
+              <w:t xml:space="preserve">侧栏主列表已取消发布；兼容「按课程排」页仍保留发布逻辑</w:t>
             </w:r>
           </w:p>
         </w:tc>
@@ -25814,6 +25528,666 @@
                 <w:szCs w:val="18"/>
               </w:rPr>
               <w:t xml:space="preserve">当前不在可编辑窗口内，仅可查看</w:t>
+            </w:r>
+          </w:p>
+        </w:tc>
+      </w:tr>
+      <w:tr>
+        <w:tc>
+          <w:tcPr>
+            <w:tcW w:w="0" w:type="auto"/>
+          </w:tcPr>
+          <w:p>
+            <w:pPr/>
+            <w:r>
+              <w:rPr>
+                <w:rFonts w:ascii="宋体" w:hAnsi="宋体" w:eastAsia="宋体"/>
+                <w:sz w:val="18"/>
+                <w:szCs w:val="18"/>
+              </w:rPr>
+              <w:t xml:space="preserve">调课申请</w:t>
+            </w:r>
+          </w:p>
+        </w:tc>
+        <w:tc>
+          <w:tcPr>
+            <w:tcW w:w="0" w:type="auto"/>
+          </w:tcPr>
+          <w:p>
+            <w:pPr/>
+            <w:r>
+              <w:rPr>
+                <w:rFonts w:ascii="宋体" w:hAnsi="宋体" w:eastAsia="宋体"/>
+                <w:sz w:val="18"/>
+                <w:szCs w:val="18"/>
+              </w:rPr>
+              <w:t xml:space="preserve">事由为空</w:t>
+            </w:r>
+          </w:p>
+        </w:tc>
+        <w:tc>
+          <w:tcPr>
+            <w:tcW w:w="0" w:type="auto"/>
+          </w:tcPr>
+          <w:p>
+            <w:pPr/>
+            <w:r>
+              <w:rPr>
+                <w:rFonts w:ascii="宋体" w:hAnsi="宋体" w:eastAsia="宋体"/>
+                <w:sz w:val="18"/>
+                <w:szCs w:val="18"/>
+              </w:rPr>
+              <w:t xml:space="preserve">拦截</w:t>
+            </w:r>
+          </w:p>
+        </w:tc>
+        <w:tc>
+          <w:tcPr>
+            <w:tcW w:w="0" w:type="auto"/>
+          </w:tcPr>
+          <w:p>
+            <w:pPr/>
+            <w:r>
+              <w:rPr>
+                <w:rFonts w:ascii="宋体" w:hAnsi="宋体" w:eastAsia="宋体"/>
+                <w:sz w:val="18"/>
+                <w:szCs w:val="18"/>
+              </w:rPr>
+              <w:t xml:space="preserve">请填写申请事由</w:t>
+            </w:r>
+          </w:p>
+        </w:tc>
+      </w:tr>
+      <w:tr>
+        <w:tc>
+          <w:tcPr>
+            <w:tcW w:w="0" w:type="auto"/>
+          </w:tcPr>
+          <w:p>
+            <w:pPr/>
+            <w:r>
+              <w:rPr>
+                <w:rFonts w:ascii="宋体" w:hAnsi="宋体" w:eastAsia="宋体"/>
+                <w:sz w:val="18"/>
+                <w:szCs w:val="18"/>
+              </w:rPr>
+              <w:t xml:space="preserve">调课/补课</w:t>
+            </w:r>
+          </w:p>
+        </w:tc>
+        <w:tc>
+          <w:tcPr>
+            <w:tcW w:w="0" w:type="auto"/>
+          </w:tcPr>
+          <w:p>
+            <w:pPr/>
+            <w:r>
+              <w:rPr>
+                <w:rFonts w:ascii="宋体" w:hAnsi="宋体" w:eastAsia="宋体"/>
+                <w:sz w:val="18"/>
+                <w:szCs w:val="18"/>
+              </w:rPr>
+              <w:t xml:space="preserve">未选调后日期或节次</w:t>
+            </w:r>
+          </w:p>
+        </w:tc>
+        <w:tc>
+          <w:tcPr>
+            <w:tcW w:w="0" w:type="auto"/>
+          </w:tcPr>
+          <w:p>
+            <w:pPr/>
+            <w:r>
+              <w:rPr>
+                <w:rFonts w:ascii="宋体" w:hAnsi="宋体" w:eastAsia="宋体"/>
+                <w:sz w:val="18"/>
+                <w:szCs w:val="18"/>
+              </w:rPr>
+              <w:t xml:space="preserve">拦截</w:t>
+            </w:r>
+          </w:p>
+        </w:tc>
+        <w:tc>
+          <w:tcPr>
+            <w:tcW w:w="0" w:type="auto"/>
+          </w:tcPr>
+          <w:p>
+            <w:pPr/>
+            <w:r>
+              <w:rPr>
+                <w:rFonts w:ascii="宋体" w:hAnsi="宋体" w:eastAsia="宋体"/>
+                <w:sz w:val="18"/>
+                <w:szCs w:val="18"/>
+              </w:rPr>
+              <w:t xml:space="preserve">每节须设置调后目标</w:t>
+            </w:r>
+          </w:p>
+        </w:tc>
+      </w:tr>
+      <w:tr>
+        <w:tc>
+          <w:tcPr>
+            <w:tcW w:w="0" w:type="auto"/>
+          </w:tcPr>
+          <w:p>
+            <w:pPr/>
+            <w:r>
+              <w:rPr>
+                <w:rFonts w:ascii="宋体" w:hAnsi="宋体" w:eastAsia="宋体"/>
+                <w:sz w:val="18"/>
+                <w:szCs w:val="18"/>
+              </w:rPr>
+              <w:t xml:space="preserve">调课申请</w:t>
+            </w:r>
+          </w:p>
+        </w:tc>
+        <w:tc>
+          <w:tcPr>
+            <w:tcW w:w="0" w:type="auto"/>
+          </w:tcPr>
+          <w:p>
+            <w:pPr/>
+            <w:r>
+              <w:rPr>
+                <w:rFonts w:ascii="宋体" w:hAnsi="宋体" w:eastAsia="宋体"/>
+                <w:sz w:val="18"/>
+                <w:szCs w:val="18"/>
+              </w:rPr>
+              <w:t xml:space="preserve">目标与原节次完全一致</w:t>
+            </w:r>
+          </w:p>
+        </w:tc>
+        <w:tc>
+          <w:tcPr>
+            <w:tcW w:w="0" w:type="auto"/>
+          </w:tcPr>
+          <w:p>
+            <w:pPr/>
+            <w:r>
+              <w:rPr>
+                <w:rFonts w:ascii="宋体" w:hAnsi="宋体" w:eastAsia="宋体"/>
+                <w:sz w:val="18"/>
+                <w:szCs w:val="18"/>
+              </w:rPr>
+              <w:t xml:space="preserve">拦截</w:t>
+            </w:r>
+          </w:p>
+        </w:tc>
+        <w:tc>
+          <w:tcPr>
+            <w:tcW w:w="0" w:type="auto"/>
+          </w:tcPr>
+          <w:p>
+            <w:pPr/>
+            <w:r>
+              <w:rPr>
+                <w:rFonts w:ascii="宋体" w:hAnsi="宋体" w:eastAsia="宋体"/>
+                <w:sz w:val="18"/>
+                <w:szCs w:val="18"/>
+              </w:rPr>
+              <w:t xml:space="preserve">未发生实际变更，不可提交</w:t>
+            </w:r>
+          </w:p>
+        </w:tc>
+      </w:tr>
+      <w:tr>
+        <w:tc>
+          <w:tcPr>
+            <w:tcW w:w="0" w:type="auto"/>
+          </w:tcPr>
+          <w:p>
+            <w:pPr/>
+            <w:r>
+              <w:rPr>
+                <w:rFonts w:ascii="宋体" w:hAnsi="宋体" w:eastAsia="宋体"/>
+                <w:sz w:val="18"/>
+                <w:szCs w:val="18"/>
+              </w:rPr>
+              <w:t xml:space="preserve">调课选节</w:t>
+            </w:r>
+          </w:p>
+        </w:tc>
+        <w:tc>
+          <w:tcPr>
+            <w:tcW w:w="0" w:type="auto"/>
+          </w:tcPr>
+          <w:p>
+            <w:pPr/>
+            <w:r>
+              <w:rPr>
+                <w:rFonts w:ascii="宋体" w:hAnsi="宋体" w:eastAsia="宋体"/>
+                <w:sz w:val="18"/>
+                <w:szCs w:val="18"/>
+              </w:rPr>
+              <w:t xml:space="preserve">学生冲突</w:t>
+            </w:r>
+          </w:p>
+        </w:tc>
+        <w:tc>
+          <w:tcPr>
+            <w:tcW w:w="0" w:type="auto"/>
+          </w:tcPr>
+          <w:p>
+            <w:pPr/>
+            <w:r>
+              <w:rPr>
+                <w:rFonts w:ascii="宋体" w:hAnsi="宋体" w:eastAsia="宋体"/>
+                <w:sz w:val="18"/>
+                <w:szCs w:val="18"/>
+              </w:rPr>
+              <w:t xml:space="preserve">拦截+弹窗</w:t>
+            </w:r>
+          </w:p>
+        </w:tc>
+        <w:tc>
+          <w:tcPr>
+            <w:tcW w:w="0" w:type="auto"/>
+          </w:tcPr>
+          <w:p>
+            <w:pPr/>
+            <w:r>
+              <w:rPr>
+                <w:rFonts w:ascii="宋体" w:hAnsi="宋体" w:eastAsia="宋体"/>
+                <w:sz w:val="18"/>
+                <w:szCs w:val="18"/>
+              </w:rPr>
+              <w:t xml:space="preserve">不可选该目标节次</w:t>
+            </w:r>
+          </w:p>
+        </w:tc>
+      </w:tr>
+      <w:tr>
+        <w:tc>
+          <w:tcPr>
+            <w:tcW w:w="0" w:type="auto"/>
+          </w:tcPr>
+          <w:p>
+            <w:pPr/>
+            <w:r>
+              <w:rPr>
+                <w:rFonts w:ascii="宋体" w:hAnsi="宋体" w:eastAsia="宋体"/>
+                <w:sz w:val="18"/>
+                <w:szCs w:val="18"/>
+              </w:rPr>
+              <w:t xml:space="preserve">调课提交</w:t>
+            </w:r>
+          </w:p>
+        </w:tc>
+        <w:tc>
+          <w:tcPr>
+            <w:tcW w:w="0" w:type="auto"/>
+          </w:tcPr>
+          <w:p>
+            <w:pPr/>
+            <w:r>
+              <w:rPr>
+                <w:rFonts w:ascii="宋体" w:hAnsi="宋体" w:eastAsia="宋体"/>
+                <w:sz w:val="18"/>
+                <w:szCs w:val="18"/>
+              </w:rPr>
+              <w:t xml:space="preserve">教师/场地冲突</w:t>
+            </w:r>
+          </w:p>
+        </w:tc>
+        <w:tc>
+          <w:tcPr>
+            <w:tcW w:w="0" w:type="auto"/>
+          </w:tcPr>
+          <w:p>
+            <w:pPr/>
+            <w:r>
+              <w:rPr>
+                <w:rFonts w:ascii="宋体" w:hAnsi="宋体" w:eastAsia="宋体"/>
+                <w:sz w:val="18"/>
+                <w:szCs w:val="18"/>
+              </w:rPr>
+              <w:t xml:space="preserve">二次确认</w:t>
+            </w:r>
+          </w:p>
+        </w:tc>
+        <w:tc>
+          <w:tcPr>
+            <w:tcW w:w="0" w:type="auto"/>
+          </w:tcPr>
+          <w:p>
+            <w:pPr/>
+            <w:r>
+              <w:rPr>
+                <w:rFonts w:ascii="宋体" w:hAnsi="宋体" w:eastAsia="宋体"/>
+                <w:sz w:val="18"/>
+                <w:szCs w:val="18"/>
+              </w:rPr>
+              <w:t xml:space="preserve">确认后可强制提交</w:t>
+            </w:r>
+          </w:p>
+        </w:tc>
+      </w:tr>
+      <w:tr>
+        <w:tc>
+          <w:tcPr>
+            <w:tcW w:w="0" w:type="auto"/>
+          </w:tcPr>
+          <w:p>
+            <w:pPr/>
+            <w:r>
+              <w:rPr>
+                <w:rFonts w:ascii="宋体" w:hAnsi="宋体" w:eastAsia="宋体"/>
+                <w:sz w:val="18"/>
+                <w:szCs w:val="18"/>
+              </w:rPr>
+              <w:t xml:space="preserve">代申请</w:t>
+            </w:r>
+          </w:p>
+        </w:tc>
+        <w:tc>
+          <w:tcPr>
+            <w:tcW w:w="0" w:type="auto"/>
+          </w:tcPr>
+          <w:p>
+            <w:pPr/>
+            <w:r>
+              <w:rPr>
+                <w:rFonts w:ascii="宋体" w:hAnsi="宋体" w:eastAsia="宋体"/>
+                <w:sz w:val="18"/>
+                <w:szCs w:val="18"/>
+              </w:rPr>
+              <w:t xml:space="preserve">未选代申请教师</w:t>
+            </w:r>
+          </w:p>
+        </w:tc>
+        <w:tc>
+          <w:tcPr>
+            <w:tcW w:w="0" w:type="auto"/>
+          </w:tcPr>
+          <w:p>
+            <w:pPr/>
+            <w:r>
+              <w:rPr>
+                <w:rFonts w:ascii="宋体" w:hAnsi="宋体" w:eastAsia="宋体"/>
+                <w:sz w:val="18"/>
+                <w:szCs w:val="18"/>
+              </w:rPr>
+              <w:t xml:space="preserve">拦截</w:t>
+            </w:r>
+          </w:p>
+        </w:tc>
+        <w:tc>
+          <w:tcPr>
+            <w:tcW w:w="0" w:type="auto"/>
+          </w:tcPr>
+          <w:p>
+            <w:pPr/>
+            <w:r>
+              <w:rPr>
+                <w:rFonts w:ascii="宋体" w:hAnsi="宋体" w:eastAsia="宋体"/>
+                <w:sz w:val="18"/>
+                <w:szCs w:val="18"/>
+              </w:rPr>
+              <w:t xml:space="preserve">请先选择代申请教师</w:t>
+            </w:r>
+          </w:p>
+        </w:tc>
+      </w:tr>
+      <w:tr>
+        <w:tc>
+          <w:tcPr>
+            <w:tcW w:w="0" w:type="auto"/>
+          </w:tcPr>
+          <w:p>
+            <w:pPr/>
+            <w:r>
+              <w:rPr>
+                <w:rFonts w:ascii="宋体" w:hAnsi="宋体" w:eastAsia="宋体"/>
+                <w:sz w:val="18"/>
+                <w:szCs w:val="18"/>
+              </w:rPr>
+              <w:t xml:space="preserve">审批驳回</w:t>
+            </w:r>
+          </w:p>
+        </w:tc>
+        <w:tc>
+          <w:tcPr>
+            <w:tcW w:w="0" w:type="auto"/>
+          </w:tcPr>
+          <w:p>
+            <w:pPr/>
+            <w:r>
+              <w:rPr>
+                <w:rFonts w:ascii="宋体" w:hAnsi="宋体" w:eastAsia="宋体"/>
+                <w:sz w:val="18"/>
+                <w:szCs w:val="18"/>
+              </w:rPr>
+              <w:t xml:space="preserve">意见为空</w:t>
+            </w:r>
+          </w:p>
+        </w:tc>
+        <w:tc>
+          <w:tcPr>
+            <w:tcW w:w="0" w:type="auto"/>
+          </w:tcPr>
+          <w:p>
+            <w:pPr/>
+            <w:r>
+              <w:rPr>
+                <w:rFonts w:ascii="宋体" w:hAnsi="宋体" w:eastAsia="宋体"/>
+                <w:sz w:val="18"/>
+                <w:szCs w:val="18"/>
+              </w:rPr>
+              <w:t xml:space="preserve">拦截</w:t>
+            </w:r>
+          </w:p>
+        </w:tc>
+        <w:tc>
+          <w:tcPr>
+            <w:tcW w:w="0" w:type="auto"/>
+          </w:tcPr>
+          <w:p>
+            <w:pPr/>
+            <w:r>
+              <w:rPr>
+                <w:rFonts w:ascii="宋体" w:hAnsi="宋体" w:eastAsia="宋体"/>
+                <w:sz w:val="18"/>
+                <w:szCs w:val="18"/>
+              </w:rPr>
+              <w:t xml:space="preserve">驳回须填写审批意见</w:t>
+            </w:r>
+          </w:p>
+        </w:tc>
+      </w:tr>
+      <w:tr>
+        <w:tc>
+          <w:tcPr>
+            <w:tcW w:w="0" w:type="auto"/>
+          </w:tcPr>
+          <w:p>
+            <w:pPr/>
+            <w:r>
+              <w:rPr>
+                <w:rFonts w:ascii="宋体" w:hAnsi="宋体" w:eastAsia="宋体"/>
+                <w:sz w:val="18"/>
+                <w:szCs w:val="18"/>
+              </w:rPr>
+              <w:t xml:space="preserve">批量调课</w:t>
+            </w:r>
+          </w:p>
+        </w:tc>
+        <w:tc>
+          <w:tcPr>
+            <w:tcW w:w="0" w:type="auto"/>
+          </w:tcPr>
+          <w:p>
+            <w:pPr/>
+            <w:r>
+              <w:rPr>
+                <w:rFonts w:ascii="宋体" w:hAnsi="宋体" w:eastAsia="宋体"/>
+                <w:sz w:val="18"/>
+                <w:szCs w:val="18"/>
+              </w:rPr>
+              <w:t xml:space="preserve">源目标天数或节次数不一致</w:t>
+            </w:r>
+          </w:p>
+        </w:tc>
+        <w:tc>
+          <w:tcPr>
+            <w:tcW w:w="0" w:type="auto"/>
+          </w:tcPr>
+          <w:p>
+            <w:pPr/>
+            <w:r>
+              <w:rPr>
+                <w:rFonts w:ascii="宋体" w:hAnsi="宋体" w:eastAsia="宋体"/>
+                <w:sz w:val="18"/>
+                <w:szCs w:val="18"/>
+              </w:rPr>
+              <w:t xml:space="preserve">拦截</w:t>
+            </w:r>
+          </w:p>
+        </w:tc>
+        <w:tc>
+          <w:tcPr>
+            <w:tcW w:w="0" w:type="auto"/>
+          </w:tcPr>
+          <w:p>
+            <w:pPr/>
+            <w:r>
+              <w:rPr>
+                <w:rFonts w:ascii="宋体" w:hAnsi="宋体" w:eastAsia="宋体"/>
+                <w:sz w:val="18"/>
+                <w:szCs w:val="18"/>
+              </w:rPr>
+              <w:t xml:space="preserve">须一对一映射</w:t>
+            </w:r>
+          </w:p>
+        </w:tc>
+      </w:tr>
+      <w:tr>
+        <w:tc>
+          <w:tcPr>
+            <w:tcW w:w="0" w:type="auto"/>
+          </w:tcPr>
+          <w:p>
+            <w:pPr/>
+            <w:r>
+              <w:rPr>
+                <w:rFonts w:ascii="宋体" w:hAnsi="宋体" w:eastAsia="宋体"/>
+                <w:sz w:val="18"/>
+                <w:szCs w:val="18"/>
+              </w:rPr>
+              <w:t xml:space="preserve">批量调课</w:t>
+            </w:r>
+          </w:p>
+        </w:tc>
+        <w:tc>
+          <w:tcPr>
+            <w:tcW w:w="0" w:type="auto"/>
+          </w:tcPr>
+          <w:p>
+            <w:pPr/>
+            <w:r>
+              <w:rPr>
+                <w:rFonts w:ascii="宋体" w:hAnsi="宋体" w:eastAsia="宋体"/>
+                <w:sz w:val="18"/>
+                <w:szCs w:val="18"/>
+              </w:rPr>
+              <w:t xml:space="preserve">未生成明细或原因为空</w:t>
+            </w:r>
+          </w:p>
+        </w:tc>
+        <w:tc>
+          <w:tcPr>
+            <w:tcW w:w="0" w:type="auto"/>
+          </w:tcPr>
+          <w:p>
+            <w:pPr/>
+            <w:r>
+              <w:rPr>
+                <w:rFonts w:ascii="宋体" w:hAnsi="宋体" w:eastAsia="宋体"/>
+                <w:sz w:val="18"/>
+                <w:szCs w:val="18"/>
+              </w:rPr>
+              <w:t xml:space="preserve">拦截</w:t>
+            </w:r>
+          </w:p>
+        </w:tc>
+        <w:tc>
+          <w:tcPr>
+            <w:tcW w:w="0" w:type="auto"/>
+          </w:tcPr>
+          <w:p>
+            <w:pPr/>
+            <w:r>
+              <w:rPr>
+                <w:rFonts w:ascii="宋体" w:hAnsi="宋体" w:eastAsia="宋体"/>
+                <w:sz w:val="18"/>
+                <w:szCs w:val="18"/>
+              </w:rPr>
+              <w:t xml:space="preserve">须先预览明细并填写调整原因</w:t>
+            </w:r>
+          </w:p>
+        </w:tc>
+      </w:tr>
+      <w:tr>
+        <w:tc>
+          <w:tcPr>
+            <w:tcW w:w="0" w:type="auto"/>
+          </w:tcPr>
+          <w:p>
+            <w:pPr/>
+            <w:r>
+              <w:rPr>
+                <w:rFonts w:ascii="宋体" w:hAnsi="宋体" w:eastAsia="宋体"/>
+                <w:sz w:val="18"/>
+                <w:szCs w:val="18"/>
+              </w:rPr>
+              <w:t xml:space="preserve">公假新增</w:t>
+            </w:r>
+          </w:p>
+        </w:tc>
+        <w:tc>
+          <w:tcPr>
+            <w:tcW w:w="0" w:type="auto"/>
+          </w:tcPr>
+          <w:p>
+            <w:pPr/>
+            <w:r>
+              <w:rPr>
+                <w:rFonts w:ascii="宋体" w:hAnsi="宋体" w:eastAsia="宋体"/>
+                <w:sz w:val="18"/>
+                <w:szCs w:val="18"/>
+              </w:rPr>
+              <w:t xml:space="preserve">名称或日期为空</w:t>
+            </w:r>
+          </w:p>
+        </w:tc>
+        <w:tc>
+          <w:tcPr>
+            <w:tcW w:w="0" w:type="auto"/>
+          </w:tcPr>
+          <w:p>
+            <w:pPr/>
+            <w:r>
+              <w:rPr>
+                <w:rFonts w:ascii="宋体" w:hAnsi="宋体" w:eastAsia="宋体"/>
+                <w:sz w:val="18"/>
+                <w:szCs w:val="18"/>
+              </w:rPr>
+              <w:t xml:space="preserve">拦截</w:t>
+            </w:r>
+          </w:p>
+        </w:tc>
+        <w:tc>
+          <w:tcPr>
+            <w:tcW w:w="0" w:type="auto"/>
+          </w:tcPr>
+          <w:p>
+            <w:pPr/>
+            <w:r>
+              <w:rPr>
+                <w:rFonts w:ascii="宋体" w:hAnsi="宋体" w:eastAsia="宋体"/>
+                <w:sz w:val="18"/>
+                <w:szCs w:val="18"/>
+              </w:rPr>
+              <w:t xml:space="preserve">假日名称、停课日期必填</w:t>
             </w:r>
           </w:p>
         </w:tc>
@@ -26045,6 +26419,74 @@
                 <w:sz w:val="18"/>
                 <w:szCs w:val="18"/>
               </w:rPr>
+              <w:t xml:space="preserve">按时间排（教室）</w:t>
+            </w:r>
+          </w:p>
+        </w:tc>
+        <w:tc>
+          <w:tcPr>
+            <w:tcW w:w="0" w:type="auto"/>
+          </w:tcPr>
+          <w:p>
+            <w:pPr/>
+            <w:r>
+              <w:rPr>
+                <w:rFonts w:ascii="宋体" w:hAnsi="宋体" w:eastAsia="宋体"/>
+                <w:sz w:val="18"/>
+                <w:szCs w:val="18"/>
+              </w:rPr>
+              <w:t xml:space="preserve">Room by Weekday</w:t>
+            </w:r>
+          </w:p>
+        </w:tc>
+      </w:tr>
+      <w:tr>
+        <w:tc>
+          <w:tcPr>
+            <w:tcW w:w="0" w:type="auto"/>
+          </w:tcPr>
+          <w:p>
+            <w:pPr/>
+            <w:r>
+              <w:rPr>
+                <w:rFonts w:ascii="宋体" w:hAnsi="宋体" w:eastAsia="宋体"/>
+                <w:sz w:val="18"/>
+                <w:szCs w:val="18"/>
+              </w:rPr>
+              <w:t xml:space="preserve">按场地类型排（教室）</w:t>
+            </w:r>
+          </w:p>
+        </w:tc>
+        <w:tc>
+          <w:tcPr>
+            <w:tcW w:w="0" w:type="auto"/>
+          </w:tcPr>
+          <w:p>
+            <w:pPr/>
+            <w:r>
+              <w:rPr>
+                <w:rFonts w:ascii="宋体" w:hAnsi="宋体" w:eastAsia="宋体"/>
+                <w:sz w:val="18"/>
+                <w:szCs w:val="18"/>
+              </w:rPr>
+              <w:t xml:space="preserve">Room by Venue Type</w:t>
+            </w:r>
+          </w:p>
+        </w:tc>
+      </w:tr>
+      <w:tr>
+        <w:tc>
+          <w:tcPr>
+            <w:tcW w:w="0" w:type="auto"/>
+          </w:tcPr>
+          <w:p>
+            <w:pPr/>
+            <w:r>
+              <w:rPr>
+                <w:rFonts w:ascii="宋体" w:hAnsi="宋体" w:eastAsia="宋体"/>
+                <w:sz w:val="18"/>
+                <w:szCs w:val="18"/>
+              </w:rPr>
               <w:t xml:space="preserve">入学批次</w:t>
             </w:r>
           </w:p>
@@ -26582,7 +27024,7 @@
                 <w:sz w:val="18"/>
                 <w:szCs w:val="18"/>
               </w:rPr>
-              <w:t xml:space="preserve">原型部分已实现逻辑，界面待补齐</w:t>
+              <w:t xml:space="preserve">需求保留提交功能；原型 submitScheduleTime* 逻辑已实现，列表/详情提交按钮 DOM 待补齐</w:t>
             </w:r>
           </w:p>
         </w:tc>
@@ -26633,6 +27075,56 @@
                 <w:szCs w:val="18"/>
               </w:rPr>
               <w:t xml:space="preserve">待确认</w:t>
+            </w:r>
+          </w:p>
+        </w:tc>
+      </w:tr>
+      <w:tr>
+        <w:tc>
+          <w:tcPr>
+            <w:tcW w:w="0" w:type="auto"/>
+          </w:tcPr>
+          <w:p>
+            <w:pPr/>
+            <w:r>
+              <w:rPr>
+                <w:rFonts w:ascii="宋体" w:hAnsi="宋体" w:eastAsia="宋体"/>
+                <w:sz w:val="18"/>
+                <w:szCs w:val="18"/>
+              </w:rPr>
+              <w:t xml:space="preserve">2a</w:t>
+            </w:r>
+          </w:p>
+        </w:tc>
+        <w:tc>
+          <w:tcPr>
+            <w:tcW w:w="0" w:type="auto"/>
+          </w:tcPr>
+          <w:p>
+            <w:pPr/>
+            <w:r>
+              <w:rPr>
+                <w:rFonts w:ascii="宋体" w:hAnsi="宋体" w:eastAsia="宋体"/>
+                <w:sz w:val="18"/>
+                <w:szCs w:val="18"/>
+              </w:rPr>
+              <w:t xml:space="preserve">教室侧列表「发布课表」是否在正式环境恢复及与师生课表开放的关系</w:t>
+            </w:r>
+          </w:p>
+        </w:tc>
+        <w:tc>
+          <w:tcPr>
+            <w:tcW w:w="0" w:type="auto"/>
+          </w:tcPr>
+          <w:p>
+            <w:pPr/>
+            <w:r>
+              <w:rPr>
+                <w:rFonts w:ascii="宋体" w:hAnsi="宋体" w:eastAsia="宋体"/>
+                <w:sz w:val="18"/>
+                <w:szCs w:val="18"/>
+              </w:rPr>
+              <w:t xml:space="preserve">原型侧栏已取消；待确认</w:t>
             </w:r>
           </w:p>
         </w:tc>
